--- a/IDP_Report_Template.docx
+++ b/IDP_Report_Template.docx
@@ -53,7 +53,7 @@
                 <wp:inline distT="0" distB="0" distL="0" distR="0">
                   <wp:extent cx="2476500" cy="2343150"/>
                   <wp:effectExtent t="0" r="0" b="0" l="0"/>
-                  <wp:docPr id="1" name="logo" descr="ECS Elite Training Center" title="ECS logo"/>
+                  <wp:docPr id="1" name="ECS logo" descr="ECS logo" title="ECS logo"/>
                   <wp:cNvGraphicFramePr>
                     <a:graphicFrameLocks xmlns:a="http://schemas.openxmlformats.org/drawingml/2006/main" noChangeAspect="1"/>
                   </wp:cNvGraphicFramePr>
@@ -126,7 +126,9 @@
             </w:r>
             <w:r>
               <w:rPr>
-                <w:shd w:fill="CFF5FF" w:val="clear"/>
+                <w:color w:val="FFFFFF"/>
+                <w:sz w:val="24"/>
+                <w:szCs w:val="24"/>
               </w:rPr>
               <w:t xml:space="preserve">{{report_date}}</w:t>
             </w:r>
@@ -147,7 +149,9 @@
             </w:r>
             <w:r>
               <w:rPr>
-                <w:shd w:fill="CFF5FF" w:val="clear"/>
+                <w:color w:val="FFFFFF"/>
+                <w:sz w:val="24"/>
+                <w:szCs w:val="24"/>
               </w:rPr>
               <w:t xml:space="preserve">{{student_name}}</w:t>
             </w:r>
@@ -187,9 +191,6 @@
         <w:t xml:space="preserve">Department: </w:t>
       </w:r>
       <w:r>
-        <w:rPr>
-          <w:shd w:fill="CFF5FF" w:val="clear"/>
-        </w:rPr>
         <w:t xml:space="preserve">{{department}}</w:t>
       </w:r>
       <w:r>
@@ -203,9 +204,6 @@
         <w:t xml:space="preserve">Job title: </w:t>
       </w:r>
       <w:r>
-        <w:rPr>
-          <w:shd w:fill="CFF5FF" w:val="clear"/>
-        </w:rPr>
         <w:t xml:space="preserve">{{job_title}}</w:t>
       </w:r>
       <w:r>
@@ -219,9 +217,6 @@
         <w:t xml:space="preserve">Experience: </w:t>
       </w:r>
       <w:r>
-        <w:rPr>
-          <w:shd w:fill="CFF5FF" w:val="clear"/>
-        </w:rPr>
         <w:t xml:space="preserve">{{experience}}</w:t>
       </w:r>
       <w:r>
@@ -235,9 +230,6 @@
         <w:t xml:space="preserve">Preferred language: </w:t>
       </w:r>
       <w:r>
-        <w:rPr>
-          <w:shd w:fill="CFF5FF" w:val="clear"/>
-        </w:rPr>
         <w:t xml:space="preserve">{{preferred_language}}</w:t>
       </w:r>
       <w:r>
@@ -251,15 +243,12 @@
         <w:t xml:space="preserve">English level: </w:t>
       </w:r>
       <w:r>
-        <w:rPr>
-          <w:shd w:fill="CFF5FF" w:val="clear"/>
-        </w:rPr>
         <w:t xml:space="preserve">{{english_level}}</w:t>
       </w:r>
     </w:p>
     <w:p>
       <w:pPr>
-        <w:spacing w:after="120" w:before="200"/>
+        <w:spacing w:after="120" w:before="220"/>
       </w:pPr>
       <w:r>
         <w:rPr>
@@ -298,6 +287,12 @@
         <w:tc>
           <w:tcPr>
             <w:tcW w:type="dxa" w:w="800"/>
+            <w:tcBorders>
+              <w:top w:val="single" w:color="9CA3AF" w:sz="1"/>
+              <w:left w:val="single" w:color="9CA3AF" w:sz="1"/>
+              <w:bottom w:val="single" w:color="9CA3AF" w:sz="1"/>
+              <w:right w:val="single" w:color="9CA3AF" w:sz="1"/>
+            </w:tcBorders>
             <w:shd w:fill="1F3864" w:val="clear"/>
             <w:tcMar>
               <w:top w:type="dxa" w:w="80"/>
@@ -324,6 +319,12 @@
         <w:tc>
           <w:tcPr>
             <w:tcW w:type="dxa" w:w="5600"/>
+            <w:tcBorders>
+              <w:top w:val="single" w:color="9CA3AF" w:sz="1"/>
+              <w:left w:val="single" w:color="9CA3AF" w:sz="1"/>
+              <w:bottom w:val="single" w:color="9CA3AF" w:sz="1"/>
+              <w:right w:val="single" w:color="9CA3AF" w:sz="1"/>
+            </w:tcBorders>
             <w:shd w:fill="1F3864" w:val="clear"/>
             <w:tcMar>
               <w:top w:type="dxa" w:w="80"/>
@@ -350,6 +351,12 @@
         <w:tc>
           <w:tcPr>
             <w:tcW w:type="dxa" w:w="1800"/>
+            <w:tcBorders>
+              <w:top w:val="single" w:color="9CA3AF" w:sz="1"/>
+              <w:left w:val="single" w:color="9CA3AF" w:sz="1"/>
+              <w:bottom w:val="single" w:color="9CA3AF" w:sz="1"/>
+              <w:right w:val="single" w:color="9CA3AF" w:sz="1"/>
+            </w:tcBorders>
             <w:shd w:fill="1F3864" w:val="clear"/>
             <w:tcMar>
               <w:top w:type="dxa" w:w="80"/>
@@ -376,6 +383,12 @@
         <w:tc>
           <w:tcPr>
             <w:tcW w:type="dxa" w:w="2600"/>
+            <w:tcBorders>
+              <w:top w:val="single" w:color="9CA3AF" w:sz="1"/>
+              <w:left w:val="single" w:color="9CA3AF" w:sz="1"/>
+              <w:bottom w:val="single" w:color="9CA3AF" w:sz="1"/>
+              <w:right w:val="single" w:color="9CA3AF" w:sz="1"/>
+            </w:tcBorders>
             <w:shd w:fill="1F3864" w:val="clear"/>
             <w:tcMar>
               <w:top w:type="dxa" w:w="80"/>
@@ -402,6 +415,12 @@
         <w:tc>
           <w:tcPr>
             <w:tcW w:type="dxa" w:w="3600"/>
+            <w:tcBorders>
+              <w:top w:val="single" w:color="9CA3AF" w:sz="1"/>
+              <w:left w:val="single" w:color="9CA3AF" w:sz="1"/>
+              <w:bottom w:val="single" w:color="9CA3AF" w:sz="1"/>
+              <w:right w:val="single" w:color="9CA3AF" w:sz="1"/>
+            </w:tcBorders>
             <w:shd w:fill="1F3864" w:val="clear"/>
             <w:tcMar>
               <w:top w:type="dxa" w:w="80"/>
@@ -430,6 +449,12 @@
         <w:tc>
           <w:tcPr>
             <w:tcW w:type="dxa" w:w="800"/>
+            <w:tcBorders>
+              <w:top w:val="single" w:color="9CA3AF" w:sz="1"/>
+              <w:left w:val="single" w:color="9CA3AF" w:sz="1"/>
+              <w:bottom w:val="single" w:color="9CA3AF" w:sz="1"/>
+              <w:right w:val="single" w:color="9CA3AF" w:sz="1"/>
+            </w:tcBorders>
             <w:tcMar>
               <w:top w:type="dxa" w:w="80"/>
               <w:left w:type="dxa" w:w="120"/>
@@ -450,6 +475,12 @@
         <w:tc>
           <w:tcPr>
             <w:tcW w:type="dxa" w:w="5600"/>
+            <w:tcBorders>
+              <w:top w:val="single" w:color="9CA3AF" w:sz="1"/>
+              <w:left w:val="single" w:color="9CA3AF" w:sz="1"/>
+              <w:bottom w:val="single" w:color="9CA3AF" w:sz="1"/>
+              <w:right w:val="single" w:color="9CA3AF" w:sz="1"/>
+            </w:tcBorders>
             <w:tcMar>
               <w:top w:type="dxa" w:w="80"/>
               <w:left w:type="dxa" w:w="120"/>
@@ -460,9 +491,6 @@
           </w:tcPr>
           <w:p>
             <w:r>
-              <w:rPr>
-                <w:shd w:fill="CFF5FF" w:val="clear"/>
-              </w:rPr>
               <w:t xml:space="preserve">{{prog_name}}</w:t>
             </w:r>
           </w:p>
@@ -470,6 +498,12 @@
         <w:tc>
           <w:tcPr>
             <w:tcW w:type="dxa" w:w="1800"/>
+            <w:tcBorders>
+              <w:top w:val="single" w:color="9CA3AF" w:sz="1"/>
+              <w:left w:val="single" w:color="9CA3AF" w:sz="1"/>
+              <w:bottom w:val="single" w:color="9CA3AF" w:sz="1"/>
+              <w:right w:val="single" w:color="9CA3AF" w:sz="1"/>
+            </w:tcBorders>
             <w:tcMar>
               <w:top w:type="dxa" w:w="80"/>
               <w:left w:type="dxa" w:w="120"/>
@@ -483,9 +517,6 @@
               <w:jc w:val="center"/>
             </w:pPr>
             <w:r>
-              <w:rPr>
-                <w:shd w:fill="CFF5FF" w:val="clear"/>
-              </w:rPr>
               <w:t xml:space="preserve">{{prog_duration}}</w:t>
             </w:r>
           </w:p>
@@ -493,6 +524,12 @@
         <w:tc>
           <w:tcPr>
             <w:tcW w:type="dxa" w:w="2600"/>
+            <w:tcBorders>
+              <w:top w:val="single" w:color="9CA3AF" w:sz="1"/>
+              <w:left w:val="single" w:color="9CA3AF" w:sz="1"/>
+              <w:bottom w:val="single" w:color="9CA3AF" w:sz="1"/>
+              <w:right w:val="single" w:color="9CA3AF" w:sz="1"/>
+            </w:tcBorders>
             <w:tcMar>
               <w:top w:type="dxa" w:w="80"/>
               <w:left w:type="dxa" w:w="120"/>
@@ -503,9 +540,6 @@
           </w:tcPr>
           <w:p>
             <w:r>
-              <w:rPr>
-                <w:shd w:fill="CFF5FF" w:val="clear"/>
-              </w:rPr>
               <w:t xml:space="preserve">{{prog_type}}</w:t>
             </w:r>
           </w:p>
@@ -513,6 +547,12 @@
         <w:tc>
           <w:tcPr>
             <w:tcW w:type="dxa" w:w="3600"/>
+            <w:tcBorders>
+              <w:top w:val="single" w:color="9CA3AF" w:sz="1"/>
+              <w:left w:val="single" w:color="9CA3AF" w:sz="1"/>
+              <w:bottom w:val="single" w:color="9CA3AF" w:sz="1"/>
+              <w:right w:val="single" w:color="9CA3AF" w:sz="1"/>
+            </w:tcBorders>
             <w:tcMar>
               <w:top w:type="dxa" w:w="80"/>
               <w:left w:type="dxa" w:w="120"/>
@@ -523,9 +563,6 @@
           </w:tcPr>
           <w:p>
             <w:r>
-              <w:rPr>
-                <w:shd w:fill="CFF5FF" w:val="clear"/>
-              </w:rPr>
               <w:t xml:space="preserve">{{prog_action}}</w:t>
             </w:r>
           </w:p>
@@ -539,7 +576,7 @@
     </w:p>
     <w:p>
       <w:pPr>
-        <w:spacing w:after="120" w:before="200"/>
+        <w:spacing w:after="120" w:before="220"/>
       </w:pPr>
       <w:r>
         <w:rPr>
@@ -550,6 +587,215 @@
           <w:szCs w:val="28"/>
         </w:rPr>
         <w:t xml:space="preserve">The skills that will be acquired:</w:t>
+      </w:r>
+    </w:p>
+    <w:p>
+      <w:r>
+        <w:t xml:space="preserve">{{skills_list}}</w:t>
+      </w:r>
+    </w:p>
+    <w:p>
+      <w:r>
+        <w:br w:type="page"/>
+      </w:r>
+    </w:p>
+    <w:p>
+      <w:pPr>
+        <w:spacing w:after="120" w:before="220"/>
+      </w:pPr>
+      <w:r>
+        <w:rPr>
+          <w:b/>
+          <w:bCs/>
+          <w:color w:val="1F3864"/>
+          <w:sz w:val="28"/>
+          <w:szCs w:val="28"/>
+        </w:rPr>
+        <w:t xml:space="preserve">Proposed timeline</w:t>
+      </w:r>
+    </w:p>
+    <w:p>
+      <w:pPr>
+        <w:spacing w:after="160"/>
+        <w:jc w:val="center"/>
+      </w:pPr>
+      <w:r>
+        <w:drawing>
+          <wp:inline distT="0" distB="0" distL="0" distR="0">
+            <wp:extent cx="8953500" cy="1790700"/>
+            <wp:effectExtent t="0" r="0" b="0" l="0"/>
+            <wp:docPr id="1" name="12-month timeline" descr="12-month timeline" title="12-month timeline"/>
+            <wp:cNvGraphicFramePr>
+              <a:graphicFrameLocks xmlns:a="http://schemas.openxmlformats.org/drawingml/2006/main" noChangeAspect="1"/>
+            </wp:cNvGraphicFramePr>
+            <a:graphic xmlns:a="http://schemas.openxmlformats.org/drawingml/2006/main">
+              <a:graphicData uri="http://schemas.openxmlformats.org/drawingml/2006/picture">
+                <pic:pic xmlns:pic="http://schemas.openxmlformats.org/drawingml/2006/picture">
+                  <pic:nvPicPr>
+                    <pic:cNvPr id="0" name="" descr=""/>
+                    <pic:cNvPicPr>
+                      <a:picLocks noChangeAspect="1" noChangeArrowheads="1"/>
+                    </pic:cNvPicPr>
+                  </pic:nvPicPr>
+                  <pic:blipFill>
+                    <a:blip r:embed="rId10" cstate="none"/>
+                    <a:srcRect/>
+                    <a:stretch>
+                      <a:fillRect/>
+                    </a:stretch>
+                  </pic:blipFill>
+                  <pic:spPr bwMode="auto">
+                    <a:xfrm>
+                      <a:off x="0" y="0"/>
+                      <a:ext cx="8953500" cy="1790700"/>
+                    </a:xfrm>
+                    <a:prstGeom prst="rect">
+                      <a:avLst/>
+                    </a:prstGeom>
+                  </pic:spPr>
+                </pic:pic>
+              </a:graphicData>
+            </a:graphic>
+          </wp:inline>
+        </w:drawing>
+      </w:r>
+    </w:p>
+    <w:p>
+      <w:pPr>
+        <w:spacing w:after="40" w:before="80"/>
+      </w:pPr>
+      <w:r>
+        <w:rPr>
+          <w:b/>
+          <w:bCs/>
+          <w:color w:val="1F3864"/>
+        </w:rPr>
+        <w:t xml:space="preserve">Phase 1: </w:t>
+      </w:r>
+      <w:r>
+        <w:rPr>
+          <w:b/>
+          <w:bCs/>
+          <w:color w:val="1F3864"/>
+        </w:rPr>
+        <w:t xml:space="preserve">{{phase1_label}}</w:t>
+      </w:r>
+    </w:p>
+    <w:p>
+      <w:r>
+        <w:t xml:space="preserve">{{phase1_list}}</w:t>
+      </w:r>
+    </w:p>
+    <w:p>
+      <w:pPr>
+        <w:spacing w:after="40" w:before="80"/>
+      </w:pPr>
+      <w:r>
+        <w:rPr>
+          <w:b/>
+          <w:bCs/>
+          <w:color w:val="1F3864"/>
+        </w:rPr>
+        <w:t xml:space="preserve">Phase 2: </w:t>
+      </w:r>
+      <w:r>
+        <w:rPr>
+          <w:b/>
+          <w:bCs/>
+          <w:color w:val="1F3864"/>
+        </w:rPr>
+        <w:t xml:space="preserve">{{phase2_label}}</w:t>
+      </w:r>
+    </w:p>
+    <w:p>
+      <w:r>
+        <w:t xml:space="preserve">{{phase2_list}}</w:t>
+      </w:r>
+    </w:p>
+    <w:p>
+      <w:pPr>
+        <w:spacing w:after="40" w:before="80"/>
+      </w:pPr>
+      <w:r>
+        <w:rPr>
+          <w:b/>
+          <w:bCs/>
+          <w:color w:val="1F3864"/>
+        </w:rPr>
+        <w:t xml:space="preserve">Phase 3: </w:t>
+      </w:r>
+      <w:r>
+        <w:rPr>
+          <w:b/>
+          <w:bCs/>
+          <w:color w:val="1F3864"/>
+        </w:rPr>
+        <w:t xml:space="preserve">{{phase3_label}}</w:t>
+      </w:r>
+    </w:p>
+    <w:p>
+      <w:r>
+        <w:t xml:space="preserve">{{phase3_list}}</w:t>
+      </w:r>
+    </w:p>
+    <w:p>
+      <w:r>
+        <w:br w:type="page"/>
+      </w:r>
+    </w:p>
+    <w:p>
+      <w:pPr>
+        <w:spacing w:after="120" w:before="220"/>
+      </w:pPr>
+      <w:r>
+        <w:rPr>
+          <w:b/>
+          <w:bCs/>
+          <w:color w:val="1F3864"/>
+          <w:sz w:val="28"/>
+          <w:szCs w:val="28"/>
+        </w:rPr>
+        <w:t xml:space="preserve">Improve the route (optional but important):</w:t>
+      </w:r>
+    </w:p>
+    <w:p>
+      <w:r>
+        <w:t xml:space="preserve">{{improve_list}}</w:t>
+      </w:r>
+    </w:p>
+    <w:p>
+      <w:pPr>
+        <w:spacing w:after="120" w:before="220"/>
+      </w:pPr>
+      <w:r>
+        <w:rPr>
+          <w:b/>
+          <w:bCs/>
+          <w:color w:val="1F3864"/>
+          <w:sz w:val="28"/>
+          <w:szCs w:val="28"/>
+        </w:rPr>
+        <w:t xml:space="preserve">After completing this path, you will be able to:</w:t>
+      </w:r>
+    </w:p>
+    <w:p>
+      <w:r>
+        <w:t xml:space="preserve">{{outcome_list}}</w:t>
+      </w:r>
+    </w:p>
+    <w:p>
+      <w:pPr>
+        <w:spacing w:after="120" w:before="220"/>
+      </w:pPr>
+      <w:r>
+        <w:rPr>
+          <w:b/>
+          <w:bCs/>
+          <w:color w:val="1F3864"/>
+          <w:sz w:val="28"/>
+          <w:szCs w:val="28"/>
+        </w:rPr>
+        <w:t xml:space="preserve">General Guidelines</w:t>
       </w:r>
     </w:p>
     <w:p>
@@ -559,11 +805,10 @@
           <w:ilvl w:val="0"/>
           <w:numId w:val="1"/>
         </w:numPr>
-        <w:shd w:fill="D9F2D0" w:val="clear"/>
         <w:spacing w:after="40"/>
       </w:pPr>
       <w:r>
-        <w:t xml:space="preserve">Staff: list the key skills the student will gain (editable).</w:t>
+        <w:t xml:space="preserve">Commit to the plan while applying learning directly at work.</w:t>
       </w:r>
     </w:p>
     <w:p>
@@ -573,145 +818,10 @@
           <w:ilvl w:val="0"/>
           <w:numId w:val="1"/>
         </w:numPr>
-        <w:shd w:fill="D9F2D0" w:val="clear"/>
         <w:spacing w:after="40"/>
       </w:pPr>
       <w:r>
-        <w:t xml:space="preserve">Add one bullet per outcome as needed.</w:t>
-      </w:r>
-    </w:p>
-    <w:p>
-      <w:r>
-        <w:br w:type="page"/>
-      </w:r>
-    </w:p>
-    <w:p>
-      <w:pPr>
-        <w:spacing w:after="120" w:before="200"/>
-      </w:pPr>
-      <w:r>
-        <w:rPr>
-          <w:b/>
-          <w:bCs/>
-          <w:color w:val="1F3864"/>
-          <w:sz w:val="28"/>
-          <w:szCs w:val="28"/>
-        </w:rPr>
-        <w:t xml:space="preserve">Proposed timeline</w:t>
-      </w:r>
-    </w:p>
-    <w:p>
-      <w:pPr>
-        <w:spacing w:after="120"/>
-      </w:pPr>
-      <w:r>
-        <w:rPr>
-          <w:i/>
-          <w:iCs/>
-          <w:color w:val="808080"/>
-        </w:rPr>
-        <w:t xml:space="preserve">[Keep the 12-month timeline graphic here as a static image/drawing — staff design once.]</w:t>
-      </w:r>
-    </w:p>
-    <w:p>
-      <w:pPr>
-        <w:spacing w:after="60" w:before="160"/>
-      </w:pPr>
-      <w:r>
-        <w:rPr>
-          <w:b/>
-          <w:bCs/>
-          <w:color w:val="1F3864"/>
-        </w:rPr>
-        <w:t xml:space="preserve">Phase: </w:t>
-      </w:r>
-      <w:r>
-        <w:rPr>
-          <w:shd w:fill="CFF5FF" w:val="clear"/>
-        </w:rPr>
-        <w:t xml:space="preserve">{{phase1_label}}</w:t>
-      </w:r>
-    </w:p>
-    <w:p>
-      <w:r>
-        <w:rPr>
-          <w:shd w:fill="CFF5FF" w:val="clear"/>
-        </w:rPr>
-        <w:t xml:space="preserve">{{phase1_comp}}</w:t>
-      </w:r>
-    </w:p>
-    <w:p>
-      <w:pPr>
-        <w:spacing w:after="60" w:before="160"/>
-      </w:pPr>
-      <w:r>
-        <w:rPr>
-          <w:b/>
-          <w:bCs/>
-          <w:color w:val="1F3864"/>
-        </w:rPr>
-        <w:t xml:space="preserve">Phase: </w:t>
-      </w:r>
-      <w:r>
-        <w:rPr>
-          <w:shd w:fill="CFF5FF" w:val="clear"/>
-        </w:rPr>
-        <w:t xml:space="preserve">{{phase2_label}}</w:t>
-      </w:r>
-    </w:p>
-    <w:p>
-      <w:r>
-        <w:rPr>
-          <w:shd w:fill="CFF5FF" w:val="clear"/>
-        </w:rPr>
-        <w:t xml:space="preserve">{{phase2_comp}}</w:t>
-      </w:r>
-    </w:p>
-    <w:p>
-      <w:pPr>
-        <w:spacing w:after="60" w:before="160"/>
-      </w:pPr>
-      <w:r>
-        <w:rPr>
-          <w:b/>
-          <w:bCs/>
-          <w:color w:val="1F3864"/>
-        </w:rPr>
-        <w:t xml:space="preserve">Phase: </w:t>
-      </w:r>
-      <w:r>
-        <w:rPr>
-          <w:shd w:fill="CFF5FF" w:val="clear"/>
-        </w:rPr>
-        <w:t xml:space="preserve">{{phase3_label}}</w:t>
-      </w:r>
-    </w:p>
-    <w:p>
-      <w:r>
-        <w:rPr>
-          <w:shd w:fill="CFF5FF" w:val="clear"/>
-        </w:rPr>
-        <w:t xml:space="preserve">{{phase3_comp}}</w:t>
-      </w:r>
-    </w:p>
-    <w:p>
-      <w:r>
-        <w:br w:type="page"/>
-      </w:r>
-    </w:p>
-    <w:p>
-      <w:pPr>
-        <w:spacing w:after="120" w:before="200"/>
-      </w:pPr>
-      <w:r>
-        <w:rPr>
-          <w:b/>
-          <w:bCs/>
-          <w:color w:val="1F3864"/>
-          <w:sz w:val="28"/>
-          <w:szCs w:val="28"/>
-        </w:rPr>
-        <w:t xml:space="preserve">Improve the route (optional but important)</w:t>
+        <w:t xml:space="preserve">Focus on building practical skills, not only theoretical knowledge.</w:t>
       </w:r>
     </w:p>
     <w:p>
@@ -721,26 +831,10 @@
           <w:ilvl w:val="0"/>
           <w:numId w:val="1"/>
         </w:numPr>
-        <w:shd w:fill="D9F2D0" w:val="clear"/>
         <w:spacing w:after="40"/>
       </w:pPr>
       <w:r>
-        <w:t xml:space="preserve">Staff: tailor optional next steps for this student (editable).</w:t>
-      </w:r>
-    </w:p>
-    <w:p>
-      <w:pPr>
-        <w:spacing w:after="120" w:before="200"/>
-      </w:pPr>
-      <w:r>
-        <w:rPr>
-          <w:b/>
-          <w:bCs/>
-          <w:color w:val="1F3864"/>
-          <w:sz w:val="28"/>
-          <w:szCs w:val="28"/>
-        </w:rPr>
-        <w:t xml:space="preserve">After completing this path, you will be able to:</w:t>
+        <w:t xml:space="preserve">Strengthen communication with suppliers and stakeholders.</w:t>
       </w:r>
     </w:p>
     <w:p>
@@ -750,26 +844,10 @@
           <w:ilvl w:val="0"/>
           <w:numId w:val="1"/>
         </w:numPr>
-        <w:shd w:fill="D9F2D0" w:val="clear"/>
         <w:spacing w:after="40"/>
       </w:pPr>
       <w:r>
-        <w:t xml:space="preserve">Staff: list expected capabilities after the plan (editable).</w:t>
-      </w:r>
-    </w:p>
-    <w:p>
-      <w:pPr>
-        <w:spacing w:after="120" w:before="200"/>
-      </w:pPr>
-      <w:r>
-        <w:rPr>
-          <w:b/>
-          <w:bCs/>
-          <w:color w:val="1F3864"/>
-          <w:sz w:val="28"/>
-          <w:szCs w:val="28"/>
-        </w:rPr>
-        <w:t xml:space="preserve">General Guidelines</w:t>
+        <w:t xml:space="preserve">Track progress through measurable KPIs.</w:t>
       </w:r>
     </w:p>
     <w:p>
@@ -779,11 +857,25 @@
           <w:ilvl w:val="0"/>
           <w:numId w:val="1"/>
         </w:numPr>
-        <w:shd w:fill="D9F2D0" w:val="clear"/>
         <w:spacing w:after="40"/>
       </w:pPr>
       <w:r>
-        <w:t xml:space="preserve">Commit to the plan while applying learning directly at work.</w:t>
+        <w:t xml:space="preserve">Stay updated with industry trends and best practices.</w:t>
+      </w:r>
+    </w:p>
+    <w:p>
+      <w:pPr>
+        <w:spacing w:after="120" w:before="220"/>
+      </w:pPr>
+      <w:r>
+        <w:rPr>
+          <w:b/>
+          <w:bCs/>
+          <w:color w:val="1F3864"/>
+          <w:sz w:val="28"/>
+          <w:szCs w:val="28"/>
+        </w:rPr>
+        <w:t xml:space="preserve">Competitiveness Enhancement</w:t>
       </w:r>
     </w:p>
     <w:p>
@@ -793,11 +885,10 @@
           <w:ilvl w:val="0"/>
           <w:numId w:val="1"/>
         </w:numPr>
-        <w:shd w:fill="D9F2D0" w:val="clear"/>
         <w:spacing w:after="40"/>
       </w:pPr>
       <w:r>
-        <w:t xml:space="preserve">Focus on building practical skills, not only theoretical knowledge.</w:t>
+        <w:t xml:space="preserve">Combine your background with new domain expertise.</w:t>
       </w:r>
     </w:p>
     <w:p>
@@ -807,26 +898,10 @@
           <w:ilvl w:val="0"/>
           <w:numId w:val="1"/>
         </w:numPr>
-        <w:shd w:fill="D9F2D0" w:val="clear"/>
         <w:spacing w:after="40"/>
       </w:pPr>
       <w:r>
-        <w:t xml:space="preserve">Track progress through measurable KPIs.</w:t>
-      </w:r>
-    </w:p>
-    <w:p>
-      <w:pPr>
-        <w:spacing w:after="120" w:before="200"/>
-      </w:pPr>
-      <w:r>
-        <w:rPr>
-          <w:b/>
-          <w:bCs/>
-          <w:color w:val="1F3864"/>
-          <w:sz w:val="28"/>
-          <w:szCs w:val="28"/>
-        </w:rPr>
-        <w:t xml:space="preserve">Competitiveness Enhancement</w:t>
+        <w:t xml:space="preserve">Develop strong negotiation and stakeholder-management skills.</w:t>
       </w:r>
     </w:p>
     <w:p>
@@ -836,11 +911,10 @@
           <w:ilvl w:val="0"/>
           <w:numId w:val="1"/>
         </w:numPr>
-        <w:shd w:fill="D9F2D0" w:val="clear"/>
         <w:spacing w:after="40"/>
       </w:pPr>
       <w:r>
-        <w:t xml:space="preserve">Develop strong negotiation and supplier management skills.</w:t>
+        <w:t xml:space="preserve">Use digital tools and AI to support decision-making.</w:t>
       </w:r>
     </w:p>
     <w:p>
@@ -850,16 +924,28 @@
           <w:ilvl w:val="0"/>
           <w:numId w:val="1"/>
         </w:numPr>
-        <w:shd w:fill="D9F2D0" w:val="clear"/>
         <w:spacing w:after="40"/>
       </w:pPr>
       <w:r>
-        <w:t xml:space="preserve">Use digital tools and AI in decision-making.</w:t>
-      </w:r>
-    </w:p>
-    <w:p>
-      <w:pPr>
-        <w:spacing w:after="120" w:before="200"/>
+        <w:t xml:space="preserve">Improve cost optimization and value creation.</w:t>
+      </w:r>
+    </w:p>
+    <w:p>
+      <w:pPr>
+        <w:pStyle w:val="ListParagraph"/>
+        <w:numPr>
+          <w:ilvl w:val="0"/>
+          <w:numId w:val="1"/>
+        </w:numPr>
+        <w:spacing w:after="40"/>
+      </w:pPr>
+      <w:r>
+        <w:t xml:space="preserve">Build a strong professional profile in your field.</w:t>
+      </w:r>
+    </w:p>
+    <w:p>
+      <w:pPr>
+        <w:spacing w:after="120" w:before="220"/>
       </w:pPr>
       <w:r>
         <w:rPr>
@@ -873,9 +959,6 @@
       </w:r>
     </w:p>
     <w:p>
-      <w:pPr>
-        <w:shd w:fill="D9F2D0" w:val="clear"/>
-      </w:pPr>
       <w:r>
         <w:t xml:space="preserve">This plan is based on professional development best practices and training programs provided by the center. Participation in these programs is not mandatory for competency development, and outcomes depend on individual performance, experience, and market conditions.</w:t>
       </w:r>
@@ -1005,7 +1088,7 @@
         <wp:inline distT="0" distB="0" distL="0" distR="0">
           <wp:extent cx="704850" cy="666750"/>
           <wp:effectExtent t="0" r="0" b="0" l="0"/>
-          <wp:docPr id="1" name="logo" descr="ECS Elite Training Center" title="ECS logo"/>
+          <wp:docPr id="1" name="ECS logo" descr="ECS logo" title="ECS logo"/>
           <wp:cNvGraphicFramePr>
             <a:graphicFrameLocks xmlns:a="http://schemas.openxmlformats.org/drawingml/2006/main" noChangeAspect="1"/>
           </wp:cNvGraphicFramePr>
